--- a/IDS_projekt_1.docx
+++ b/IDS_projekt_1.docx
@@ -8,18 +8,18 @@
           <w:noProof/>
         </w:rPr>
         <w:drawing>
-          <wp:anchor distT="0" distB="0" distL="114300" distR="114300" simplePos="0" relativeHeight="251658240" behindDoc="1" locked="0" layoutInCell="1" allowOverlap="1" wp14:anchorId="73C8AA92" wp14:editId="7247D79C">
+          <wp:anchor distT="0" distB="0" distL="114300" distR="114300" simplePos="0" relativeHeight="251660288" behindDoc="1" locked="0" layoutInCell="1" allowOverlap="1" wp14:anchorId="4631B1E9" wp14:editId="195F156D">
             <wp:simplePos x="0" y="0"/>
             <wp:positionH relativeFrom="margin">
-              <wp:align>center</wp:align>
+              <wp:align>right</wp:align>
             </wp:positionH>
             <wp:positionV relativeFrom="paragraph">
-              <wp:posOffset>326390</wp:posOffset>
+              <wp:posOffset>471170</wp:posOffset>
             </wp:positionV>
-            <wp:extent cx="6257290" cy="5797550"/>
-            <wp:effectExtent l="0" t="0" r="0" b="0"/>
+            <wp:extent cx="5760720" cy="5409565"/>
+            <wp:effectExtent l="0" t="0" r="0" b="635"/>
             <wp:wrapTopAndBottom/>
-            <wp:docPr id="294056598" name="Obrázek 2"/>
+            <wp:docPr id="1736924150" name="Obrázek 2"/>
             <wp:cNvGraphicFramePr>
               <a:graphicFrameLocks xmlns:a="http://schemas.openxmlformats.org/drawingml/2006/main" noChangeAspect="1"/>
             </wp:cNvGraphicFramePr>
@@ -48,7 +48,7 @@
                   <pic:spPr bwMode="auto">
                     <a:xfrm>
                       <a:off x="0" y="0"/>
-                      <a:ext cx="6257290" cy="5797550"/>
+                      <a:ext cx="5760720" cy="5409565"/>
                     </a:xfrm>
                     <a:prstGeom prst="rect">
                       <a:avLst/>
@@ -111,7 +111,7 @@
         <w:t xml:space="preserve"> </w:t>
       </w:r>
       <w:r>
-        <w:t xml:space="preserve">je abstraktní </w:t>
+        <w:t xml:space="preserve">je </w:t>
       </w:r>
       <w:r>
         <w:t>množina,</w:t>
@@ -274,15 +274,7 @@
         <w:t>Položka objednávky</w:t>
       </w:r>
       <w:r>
-        <w:t xml:space="preserve"> je konkrétní množství daného typu krve, které zařízení potřebuje a tento požadavek je splněn dodáním více odběrů. Např. Objednávka 100l krve typu </w:t>
-      </w:r>
-      <w:proofErr w:type="gramStart"/>
-      <w:r>
-        <w:t>A- obsahuje</w:t>
-      </w:r>
-      <w:proofErr w:type="gramEnd"/>
-      <w:r>
-        <w:t xml:space="preserve"> jednu položku objednávky ale 200 odběrů po cca 500ml. Naší poslední entitní množinou je </w:t>
+        <w:t xml:space="preserve"> je konkrétní množství daného typu krve, které zařízení potřebuje a tento požadavek je splněn dodáním více odběrů. Např. Objednávka 100l krve typu A- obsahuje jednu položku objednávky ale 200 odběrů po cca 500ml. Naší poslední entitní množinou je </w:t>
       </w:r>
       <w:r>
         <w:rPr>
@@ -405,15 +397,7 @@
         <w:t>Náš systém má dva typy uživatelů, administrátora a zaměstnance.</w:t>
       </w:r>
       <w:r>
-        <w:t xml:space="preserve"> Administrátor dědí veškeré akce zaměstnance s tím, že navíc může spravovat všechny uživatele a případně vytvořit nové. Zaměstnanec může vykonávat všechny akce potřebné na správu dárců, odběrů a objednávek. Součástí vytvoření objednávky musí být přidání položek a odběrů. Dárce do systému nemá přístup, přestože je součástí našeho systému, neboť se jedná o zdravotnický </w:t>
-      </w:r>
-      <w:proofErr w:type="gramStart"/>
-      <w:r>
-        <w:t>systém</w:t>
-      </w:r>
-      <w:proofErr w:type="gramEnd"/>
-      <w:r>
-        <w:t xml:space="preserve"> do nějž mají přístup pouze kvalifikované osoby.</w:t>
+        <w:t xml:space="preserve"> Administrátor dědí veškeré akce zaměstnance s tím, že navíc může spravovat všechny uživatele a případně vytvořit nové. Zaměstnanec může vykonávat všechny akce potřebné na správu dárců, odběrů a objednávek. Součástí vytvoření objednávky musí být přidání položek a odběrů. Dárce do systému nemá přístup, přestože je součástí našeho systému, neboť se jedná o zdravotnický systém do nějž mají přístup pouze kvalifikované osoby.</w:t>
       </w:r>
     </w:p>
     <w:sectPr>
